--- a/materialien/Werkzeuge/Warm-up-Karten/KR_W4_Warmup_LSG.docx
+++ b/materialien/Werkzeuge/Warm-up-Karten/KR_W4_Warmup_LSG.docx
@@ -277,7 +277,7 @@
                 <w:color w:val="1E7B4F"/>
                 <w:sz w:val="24"/>
               </w:rPr>
-              <w:t>Sechs am Tisch</w:t>
+              <w:t>Vierzehn am Tisch</w:t>
             </w:r>
           </w:p>
           <w:p>
@@ -292,7 +292,7 @@
                 <w:color w:val="1B1B1F"/>
                 <w:sz w:val="22"/>
               </w:rPr>
-              <w:t xml:space="preserve">Sechs Personen kommunizieren paarweise vertraulich. Wie viele Schlüssel braucht man </w:t>
+              <w:t xml:space="preserve">Vierzehn Personen kommunizieren paarweise vertraulich. Wie viele Schlüssel braucht man </w:t>
             </w:r>
             <w:r>
               <w:rPr>
@@ -398,7 +398,7 @@
                       <w:color w:val="1F4E8C"/>
                       <w:sz w:val="22"/>
                     </w:rPr>
-                    <w:t xml:space="preserve">symmetrisch 6 · 5/2 = </w:t>
+                    <w:t xml:space="preserve">symmetrisch 14 · 13/2 = </w:t>
                   </w:r>
                   <w:r>
                     <w:rPr>
@@ -408,7 +408,7 @@
                       <w:color w:val="1F4E8C"/>
                       <w:sz w:val="22"/>
                     </w:rPr>
-                    <w:t>15</w:t>
+                    <w:t>91</w:t>
                   </w:r>
                   <w:r>
                     <w:rPr>
@@ -418,7 +418,7 @@
                       <w:color w:val="1F4E8C"/>
                       <w:sz w:val="22"/>
                     </w:rPr>
-                    <w:t xml:space="preserve">, asymmetrisch 2 · 6 = </w:t>
+                    <w:t xml:space="preserve">, asymmetrisch 2 · 14 = </w:t>
                   </w:r>
                   <w:r>
                     <w:rPr>
@@ -428,7 +428,7 @@
                       <w:color w:val="1F4E8C"/>
                       <w:sz w:val="22"/>
                     </w:rPr>
-                    <w:t>12</w:t>
+                    <w:t>28</w:t>
                   </w:r>
                   <w:r>
                     <w:rPr>
@@ -565,7 +565,7 @@
                       <w:spacing w:val="40"/>
                       <w:sz w:val="24"/>
                     </w:rPr>
-                    <w:t>1011 0110</w:t>
+                    <w:t>1110 0010</w:t>
                   </w:r>
                 </w:p>
               </w:tc>
@@ -620,7 +620,7 @@
                       <w:spacing w:val="40"/>
                       <w:sz w:val="24"/>
                     </w:rPr>
-                    <w:t>0110 0011</w:t>
+                    <w:t>0100 1011</w:t>
                   </w:r>
                 </w:p>
               </w:tc>
@@ -681,7 +681,7 @@
                       <w:spacing w:val="40"/>
                       <w:sz w:val="24"/>
                     </w:rPr>
-                    <w:t>1101 0101</w:t>
+                    <w:t>1010 1001</w:t>
                   </w:r>
                 </w:p>
               </w:tc>
@@ -760,7 +760,7 @@
                       <w:color w:val="1F4E8C"/>
                       <w:sz w:val="22"/>
                     </w:rPr>
-                    <w:t>1101 0101</w:t>
+                    <w:t>1010 1001</w:t>
                   </w:r>
                 </w:p>
               </w:tc>
@@ -1323,7 +1323,7 @@
                 <w:color w:val="1B1B1F"/>
                 <w:sz w:val="22"/>
               </w:rPr>
-              <w:t>3</w:t>
+              <w:t>2</w:t>
             </w:r>
             <w:r>
               <w:rPr>
@@ -1334,7 +1334,7 @@
                 <w:sz w:val="22"/>
                 <w:vertAlign w:val="superscript"/>
               </w:rPr>
-              <w:t>4</w:t>
+              <w:t>5</w:t>
             </w:r>
             <w:r>
               <w:rPr>
@@ -1344,7 +1344,7 @@
                 <w:color w:val="1B1B1F"/>
                 <w:sz w:val="22"/>
               </w:rPr>
-              <w:t xml:space="preserve"> mod 7</w:t>
+              <w:t xml:space="preserve"> mod 9</w:t>
             </w:r>
             <w:r>
               <w:rPr>
@@ -1420,7 +1420,7 @@
                       <w:color w:val="1F4E8C"/>
                       <w:sz w:val="22"/>
                     </w:rPr>
-                    <w:t xml:space="preserve">3² = 9 mod 7 = 2; 2² = </w:t>
+                    <w:t xml:space="preserve">2³ = 8; 8 · 4 = 32 = 3 · 9 + 5 → </w:t>
                   </w:r>
                   <w:r>
                     <w:rPr>
@@ -1430,7 +1430,7 @@
                       <w:color w:val="1F4E8C"/>
                       <w:sz w:val="22"/>
                     </w:rPr>
-                    <w:t>4</w:t>
+                    <w:t>5</w:t>
                   </w:r>
                   <w:r>
                     <w:rPr>
@@ -1440,7 +1440,7 @@
                       <w:color w:val="1F4E8C"/>
                       <w:sz w:val="22"/>
                     </w:rPr>
-                    <w:t xml:space="preserve"> (bzw. 81 = 11 · 7 + 4).</w:t>
+                    <w:t>.</w:t>
                   </w:r>
                 </w:p>
               </w:tc>
@@ -1521,7 +1521,7 @@
                 <w:color w:val="1B1B1F"/>
                 <w:sz w:val="22"/>
               </w:rPr>
-              <w:t>p = 7, g = 3, a = 2, b = 4. Bestimme A, B und K.</w:t>
+              <w:t>p = 31, g = 3, a = 2, b = 3. Bestimme A, B und K.</w:t>
             </w:r>
           </w:p>
           <w:tbl>
@@ -1587,7 +1587,7 @@
                       <w:color w:val="1F4E8C"/>
                       <w:sz w:val="22"/>
                     </w:rPr>
-                    <w:t xml:space="preserve">A = 9 mod 7 = </w:t>
+                    <w:t xml:space="preserve">A = 3² = </w:t>
                   </w:r>
                   <w:r>
                     <w:rPr>
@@ -1597,7 +1597,7 @@
                       <w:color w:val="1F4E8C"/>
                       <w:sz w:val="22"/>
                     </w:rPr>
-                    <w:t>2</w:t>
+                    <w:t>9</w:t>
                   </w:r>
                   <w:r>
                     <w:rPr>
@@ -1607,7 +1607,7 @@
                       <w:color w:val="1F4E8C"/>
                       <w:sz w:val="22"/>
                     </w:rPr>
-                    <w:t xml:space="preserve">, B = 81 mod 7 = </w:t>
+                    <w:t xml:space="preserve">, B = 3³ = </w:t>
                   </w:r>
                   <w:r>
                     <w:rPr>
@@ -1617,7 +1617,7 @@
                       <w:color w:val="1F4E8C"/>
                       <w:sz w:val="22"/>
                     </w:rPr>
-                    <w:t>4</w:t>
+                    <w:t>27</w:t>
                   </w:r>
                   <w:r>
                     <w:rPr>
@@ -1627,7 +1627,7 @@
                       <w:color w:val="1F4E8C"/>
                       <w:sz w:val="22"/>
                     </w:rPr>
-                    <w:t xml:space="preserve">, K = 4² mod 7 = </w:t>
+                    <w:t xml:space="preserve">, K = 27² mod 31 = 729 mod 31 = </w:t>
                   </w:r>
                   <w:r>
                     <w:rPr>
@@ -1637,7 +1637,7 @@
                       <w:color w:val="1F4E8C"/>
                       <w:sz w:val="22"/>
                     </w:rPr>
-                    <w:t>2</w:t>
+                    <w:t>16</w:t>
                   </w:r>
                   <w:r>
                     <w:rPr>
@@ -1647,28 +1647,7 @@
                       <w:color w:val="1F4E8C"/>
                       <w:sz w:val="22"/>
                     </w:rPr>
-                    <w:t xml:space="preserve"> = 2</w:t>
-                  </w:r>
-                  <w:r>
-                    <w:rPr>
-                      <w:rFonts w:ascii="Calibri" w:hAnsi="Calibri" w:cs="Calibri" w:eastAsia="Calibri"/>
-                      <w:b w:val="0"/>
-                      <w:i w:val="0"/>
-                      <w:color w:val="1F4E8C"/>
-                      <w:sz w:val="22"/>
-                      <w:vertAlign w:val="superscript"/>
-                    </w:rPr>
-                    <w:t>4</w:t>
-                  </w:r>
-                  <w:r>
-                    <w:rPr>
-                      <w:rFonts w:ascii="Calibri" w:hAnsi="Calibri" w:cs="Calibri" w:eastAsia="Calibri"/>
-                      <w:b w:val="0"/>
-                      <w:i w:val="0"/>
-                      <w:color w:val="1F4E8C"/>
-                      <w:sz w:val="22"/>
-                    </w:rPr>
-                    <w:t xml:space="preserve"> mod 7.</w:t>
+                    <w:t xml:space="preserve"> = 9³ mod 31.</w:t>
                   </w:r>
                 </w:p>
               </w:tc>
@@ -2251,7 +2230,7 @@
                 <w:color w:val="1B1B1F"/>
                 <w:sz w:val="22"/>
               </w:rPr>
-              <w:t>3 modulo 26</w:t>
+              <w:t>3 modulo 20</w:t>
             </w:r>
             <w:r>
               <w:rPr>
@@ -2327,7 +2306,7 @@
                       <w:color w:val="1F4E8C"/>
                       <w:sz w:val="22"/>
                     </w:rPr>
-                    <w:t xml:space="preserve">3 · 9 = 27 = 26 + 1 → </w:t>
+                    <w:t xml:space="preserve">3 · 7 = 21 = 20 + 1 → </w:t>
                   </w:r>
                   <w:r>
                     <w:rPr>
@@ -2337,7 +2316,7 @@
                       <w:color w:val="1F4E8C"/>
                       <w:sz w:val="22"/>
                     </w:rPr>
-                    <w:t>9</w:t>
+                    <w:t>7</w:t>
                   </w:r>
                   <w:r>
                     <w:rPr>
@@ -2821,7 +2800,7 @@
                 <w:color w:val="1B1B1F"/>
                 <w:sz w:val="22"/>
               </w:rPr>
-              <w:t xml:space="preserve">„Zehn Teilnehmende brauchen symmetrisch 90 und asymmetrisch 10 Schlüssel.“ Finde </w:t>
+              <w:t xml:space="preserve">„22 Teilnehmende brauchen symmetrisch 462 und asymmetrisch 22 Schlüssel.“ Finde </w:t>
             </w:r>
             <w:r>
               <w:rPr>
@@ -2917,7 +2896,7 @@
                       <w:color w:val="1F4E8C"/>
                       <w:sz w:val="22"/>
                     </w:rPr>
-                    <w:t>45</w:t>
+                    <w:t>231</w:t>
                   </w:r>
                   <w:r>
                     <w:rPr>
@@ -2937,7 +2916,7 @@
                       <w:color w:val="1F4E8C"/>
                       <w:sz w:val="22"/>
                     </w:rPr>
-                    <w:t>20</w:t>
+                    <w:t>44</w:t>
                   </w:r>
                   <w:r>
                     <w:rPr>
@@ -2947,7 +2926,7 @@
                       <w:color w:val="1F4E8C"/>
                       <w:sz w:val="22"/>
                     </w:rPr>
-                    <w:t xml:space="preserve"> (10 Schlüsselpaare).</w:t>
+                    <w:t xml:space="preserve"> (22 Schlüsselpaare).</w:t>
                   </w:r>
                 </w:p>
               </w:tc>
